--- a/thesis_outline.docx
+++ b/thesis_outline.docx
@@ -61,7 +61,7 @@
       </w:pPr>
       <w:r>
         <w:rPr/>
-        <w:t>(To be written last) — gap between closed-form MEIO models and real supply chains; framework built, experiments run, and key results.</w:t>
+        <w:t>Completed — covers: problem framing; framework (7 policies, DAG topology, dual-capacity transport); joint optimiser (TPE + NSGA-II Pareto); headline 37% cost reduction; extension experiments E5–E8; stochastic robustness E9; EV1–EV4 validation.</w:t>
       </w:r>
     </w:p>
     <w:p>
@@ -671,7 +671,7 @@
         <w:rPr>
           <w:b/>
         </w:rPr>
-        <w:t xml:space="preserve">5.6  </w:t>
+        <w:t>5.6  Pareto exploration: NSGA-II two-objective study (cost, −fill); non-dominated frontier 93.9%–99.8% fill; knee at 97–98%.</w:t>
       </w:r>
       <w:r>
         <w:rPr/>
@@ -696,6 +696,21 @@
     </w:p>
     <w:p>
       <w:pPr>
+        <w:pStyle w:val="Normal"/>
+        <w:rPr/>
+      </w:pPr>
+      <w:r>
+        <w:rPr>
+          <w:b/>
+        </w:rPr>
+        <w:t>5.8  Per-SKU fill-rate constraint mode: ensures no individual SKU is sacrificed to satisfy an aggregate target.</w:t>
+      </w:r>
+      <w:r>
+        <w:rPr/>
+      </w:r>
+    </w:p>
+    <w:p>
+      <w:pPr>
         <w:pStyle w:val="Heading1"/>
         <w:rPr/>
       </w:pPr>
@@ -817,11 +832,100 @@
         <w:rPr>
           <w:b/>
         </w:rPr>
-        <w:t xml:space="preserve">6.3  </w:t>
+        <w:t>6.3  Main experiments E0–E4 (core optimisation):</w:t>
       </w:r>
       <w:r>
         <w:rPr/>
-        <w:t>Main experiments E0–E4:</w:t>
+      </w:r>
+    </w:p>
+    <w:p>
+      <w:pPr>
+        <w:pStyle w:val="Normal"/>
+        <w:rPr/>
+      </w:pPr>
+      <w:r>
+        <w:rPr>
+          <w:b/>
+        </w:rPr>
+        <w:t>6.4  Extension and robustness experiments (E5–E9):</w:t>
+      </w:r>
+      <w:r>
+        <w:rPr/>
+      </w:r>
+    </w:p>
+    <w:p>
+      <w:pPr>
+        <w:pStyle w:val="Normal"/>
+        <w:rPr/>
+      </w:pPr>
+      <w:r>
+        <w:rPr>
+          <w:b/>
+        </w:rPr>
+        <w:t>E5 — Disruption robustness: 14-day W1 outage; E0 vs E3 params compared.</w:t>
+      </w:r>
+      <w:r>
+        <w:rPr/>
+      </w:r>
+    </w:p>
+    <w:p>
+      <w:pPr>
+        <w:pStyle w:val="Normal"/>
+        <w:rPr/>
+      </w:pPr>
+      <w:r>
+        <w:rPr>
+          <w:b/>
+        </w:rPr>
+        <w:t>E6 — Policy comparison: base-stock, (s,S), periodic_review, echelon_stock each jointly optimised.</w:t>
+      </w:r>
+      <w:r>
+        <w:rPr/>
+      </w:r>
+    </w:p>
+    <w:p>
+      <w:pPr>
+        <w:pStyle w:val="Normal"/>
+        <w:rPr/>
+      </w:pPr>
+      <w:r>
+        <w:rPr>
+          <w:b/>
+        </w:rPr>
+        <w:t>E7 — Forecast sensitivity: σ_f sweep 0–30% applied to base-stock levels.</w:t>
+      </w:r>
+      <w:r>
+        <w:rPr/>
+      </w:r>
+    </w:p>
+    <w:p>
+      <w:pPr>
+        <w:pStyle w:val="Normal"/>
+        <w:rPr/>
+      </w:pPr>
+      <w:r>
+        <w:rPr>
+          <w:b/>
+        </w:rPr>
+        <w:t>E8 — Bullwhip-aware joint optimisation: λ sweep {0, 1e3–1e6}, objective = cost + λ·bullwhip.</w:t>
+      </w:r>
+      <w:r>
+        <w:rPr/>
+      </w:r>
+    </w:p>
+    <w:p>
+      <w:pPr>
+        <w:pStyle w:val="Normal"/>
+        <w:rPr/>
+      </w:pPr>
+      <w:r>
+        <w:rPr>
+          <w:b/>
+        </w:rPr>
+        <w:t>E9 — Stochastic demand robustness: E3 params evaluated under 10 Poisson seeds.</w:t>
+      </w:r>
+      <w:r>
+        <w:rPr/>
       </w:r>
     </w:p>
     <w:tbl>
@@ -1686,11 +1790,25 @@
         <w:rPr>
           <w:b/>
         </w:rPr>
-        <w:t xml:space="preserve">7.9  </w:t>
+        <w:t>7.9  Extension results (E5–E8): disruption absorption, policy comparison on equal transport footing, forecast-error robustness, bullwhip under joint optimisation.</w:t>
       </w:r>
       <w:r>
         <w:rPr/>
-        <w:t>Disruption sensitivity (planned): 14-day supplier outage impact on E0 vs E3.</w:t>
+      </w:r>
+    </w:p>
+    <w:p>
+      <w:pPr>
+        <w:pStyle w:val="Normal"/>
+        <w:rPr/>
+      </w:pPr>
+      <w:r>
+        <w:rPr>
+          <w:b/>
+        </w:rPr>
+        <w:t>7.10  Stochastic robustness (E9): E3 params transfer to Poisson demand; fill rate and cost stable across 10 seeds.</w:t>
+      </w:r>
+      <w:r>
+        <w:rPr/>
       </w:r>
     </w:p>
     <w:p>
@@ -1786,11 +1904,10 @@
         <w:rPr>
           <w:b/>
         </w:rPr>
-        <w:t xml:space="preserve">9.2  </w:t>
+        <w:t>9.2  Future work: stochastic lead times, live forecasting, RL policies, lateral transshipment, larger topologies, scalability beyond 30D.</w:t>
       </w:r>
       <w:r>
         <w:rPr/>
-        <w:t>Future work: stochastic lead times, forecasting layer, RL policies, lateral transshipment.</w:t>
       </w:r>
     </w:p>
     <w:p>
